--- a/src/templates/closedBusiness.docx
+++ b/src/templates/closedBusiness.docx
@@ -57,10 +57,26 @@
                 <w:b/>
                 <w:sz w:val="24"/>
               </w:rPr>
-              <w:t>{formDateIssued}</w:t>
-            </w:r>
-            <w:bookmarkStart w:id="0" w:name="_GoBack"/>
-            <w:bookmarkEnd w:id="0"/>
+              <w:t>{</w:t>
+            </w:r>
+            <w:proofErr w:type="spellStart"/>
+            <w:r>
+              <w:rPr>
+                <w:rFonts w:ascii="Arial" w:hAnsi="Arial" w:cs="Arial"/>
+                <w:b/>
+                <w:sz w:val="24"/>
+              </w:rPr>
+              <w:t>formDateIssued</w:t>
+            </w:r>
+            <w:proofErr w:type="spellEnd"/>
+            <w:r>
+              <w:rPr>
+                <w:rFonts w:ascii="Arial" w:hAnsi="Arial" w:cs="Arial"/>
+                <w:b/>
+                <w:sz w:val="24"/>
+              </w:rPr>
+              <w:t>}</w:t>
+            </w:r>
           </w:p>
         </w:tc>
       </w:tr>
@@ -516,6 +532,76 @@
       </w:tr>
     </w:tbl>
     <w:p>
+      <w:bookmarkStart w:id="0" w:name="_GoBack"/>
+      <w:bookmarkEnd w:id="0"/>
+      <w:r>
+        <w:rPr>
+          <w:noProof/>
+          <w:lang w:eastAsia="en-GB"/>
+        </w:rPr>
+        <w:drawing>
+          <wp:anchor distT="0" distB="0" distL="114300" distR="114300" simplePos="0" relativeHeight="251677696" behindDoc="1" locked="0" layoutInCell="1" allowOverlap="1" wp14:anchorId="685F01EC" wp14:editId="1FD9B146">
+            <wp:simplePos x="0" y="0"/>
+            <wp:positionH relativeFrom="column">
+              <wp:posOffset>1905</wp:posOffset>
+            </wp:positionH>
+            <wp:positionV relativeFrom="paragraph">
+              <wp:posOffset>9525</wp:posOffset>
+            </wp:positionV>
+            <wp:extent cx="7762875" cy="10038080"/>
+            <wp:effectExtent l="0" t="0" r="9525" b="1270"/>
+            <wp:wrapNone/>
+            <wp:docPr id="5" name="Picture 5" descr="bg brgy_pages-to-jpg-0001"/>
+            <wp:cNvGraphicFramePr>
+              <a:graphicFrameLocks xmlns:a="http://schemas.openxmlformats.org/drawingml/2006/main" noChangeAspect="1"/>
+            </wp:cNvGraphicFramePr>
+            <a:graphic xmlns:a="http://schemas.openxmlformats.org/drawingml/2006/main">
+              <a:graphicData uri="http://schemas.openxmlformats.org/drawingml/2006/picture">
+                <pic:pic xmlns:pic="http://schemas.openxmlformats.org/drawingml/2006/picture">
+                  <pic:nvPicPr>
+                    <pic:cNvPr id="0" name="Picture 3" descr="bg brgy_pages-to-jpg-0001"/>
+                    <pic:cNvPicPr>
+                      <a:picLocks noChangeAspect="1" noChangeArrowheads="1"/>
+                    </pic:cNvPicPr>
+                  </pic:nvPicPr>
+                  <pic:blipFill>
+                    <a:blip r:embed="rId4" cstate="print">
+                      <a:extLst>
+                        <a:ext uri="{28A0092B-C50C-407E-A947-70E740481C1C}">
+                          <a14:useLocalDpi xmlns:a14="http://schemas.microsoft.com/office/drawing/2010/main" val="0"/>
+                        </a:ext>
+                      </a:extLst>
+                    </a:blip>
+                    <a:srcRect/>
+                    <a:stretch>
+                      <a:fillRect/>
+                    </a:stretch>
+                  </pic:blipFill>
+                  <pic:spPr bwMode="auto">
+                    <a:xfrm>
+                      <a:off x="0" y="0"/>
+                      <a:ext cx="7762875" cy="10038080"/>
+                    </a:xfrm>
+                    <a:prstGeom prst="rect">
+                      <a:avLst/>
+                    </a:prstGeom>
+                    <a:noFill/>
+                    <a:ln>
+                      <a:noFill/>
+                    </a:ln>
+                  </pic:spPr>
+                </pic:pic>
+              </a:graphicData>
+            </a:graphic>
+            <wp14:sizeRelH relativeFrom="page">
+              <wp14:pctWidth>0</wp14:pctWidth>
+            </wp14:sizeRelH>
+            <wp14:sizeRelV relativeFrom="page">
+              <wp14:pctHeight>0</wp14:pctHeight>
+            </wp14:sizeRelV>
+          </wp:anchor>
+        </w:drawing>
+      </w:r>
       <w:r>
         <w:rPr>
           <w:noProof/>
@@ -524,7 +610,7 @@
         <mc:AlternateContent>
           <mc:Choice Requires="wps">
             <w:drawing>
-              <wp:anchor distT="0" distB="0" distL="114300" distR="114300" simplePos="0" relativeHeight="251676672" behindDoc="0" locked="0" layoutInCell="1" allowOverlap="1" wp14:anchorId="22225048" wp14:editId="196E926E">
+              <wp:anchor distT="0" distB="0" distL="114300" distR="114300" simplePos="0" relativeHeight="251676672" behindDoc="0" locked="0" layoutInCell="1" allowOverlap="1" wp14:anchorId="580A95A5" wp14:editId="291BCA36">
                 <wp:simplePos x="0" y="0"/>
                 <wp:positionH relativeFrom="column">
                   <wp:posOffset>4940135</wp:posOffset>
@@ -628,7 +714,7 @@
         <mc:AlternateContent>
           <mc:Choice Requires="wps">
             <w:drawing>
-              <wp:anchor distT="0" distB="0" distL="114300" distR="114300" simplePos="0" relativeHeight="251674624" behindDoc="0" locked="0" layoutInCell="1" allowOverlap="1" wp14:anchorId="28A83E51" wp14:editId="596B6165">
+              <wp:anchor distT="0" distB="0" distL="114300" distR="114300" simplePos="0" relativeHeight="251674624" behindDoc="0" locked="0" layoutInCell="1" allowOverlap="1" wp14:anchorId="2A294958" wp14:editId="0CEF72A3">
                 <wp:simplePos x="0" y="0"/>
                 <wp:positionH relativeFrom="column">
                   <wp:posOffset>4572000</wp:posOffset>
@@ -692,7 +778,7 @@
         <mc:AlternateContent>
           <mc:Choice Requires="wps">
             <w:drawing>
-              <wp:anchor distT="0" distB="0" distL="114300" distR="114300" simplePos="0" relativeHeight="251672576" behindDoc="0" locked="0" layoutInCell="1" allowOverlap="1" wp14:anchorId="0EB2ABCE" wp14:editId="7775B02F">
+              <wp:anchor distT="0" distB="0" distL="114300" distR="114300" simplePos="0" relativeHeight="251672576" behindDoc="0" locked="0" layoutInCell="1" allowOverlap="1" wp14:anchorId="590D9D7F" wp14:editId="7A5FF982">
                 <wp:simplePos x="0" y="0"/>
                 <wp:positionH relativeFrom="column">
                   <wp:posOffset>5969635</wp:posOffset>
@@ -783,7 +869,7 @@
         <mc:AlternateContent>
           <mc:Choice Requires="wps">
             <w:drawing>
-              <wp:anchor distT="0" distB="0" distL="114300" distR="114300" simplePos="0" relativeHeight="251670528" behindDoc="0" locked="0" layoutInCell="1" allowOverlap="1" wp14:anchorId="322B6A07" wp14:editId="468F68D5">
+              <wp:anchor distT="0" distB="0" distL="114300" distR="114300" simplePos="0" relativeHeight="251670528" behindDoc="0" locked="0" layoutInCell="1" allowOverlap="1" wp14:anchorId="4EF3F167" wp14:editId="7F80DBF3">
                 <wp:simplePos x="0" y="0"/>
                 <wp:positionH relativeFrom="column">
                   <wp:posOffset>4619501</wp:posOffset>
@@ -871,7 +957,7 @@
         <mc:AlternateContent>
           <mc:Choice Requires="wps">
             <w:drawing>
-              <wp:anchor distT="0" distB="0" distL="114300" distR="114300" simplePos="0" relativeHeight="251666432" behindDoc="0" locked="0" layoutInCell="1" allowOverlap="1" wp14:anchorId="2448389C" wp14:editId="01B06D6D">
+              <wp:anchor distT="0" distB="0" distL="114300" distR="114300" simplePos="0" relativeHeight="251666432" behindDoc="0" locked="0" layoutInCell="1" allowOverlap="1" wp14:anchorId="0D82E9D3" wp14:editId="7250F088">
                 <wp:simplePos x="0" y="0"/>
                 <wp:positionH relativeFrom="column">
                   <wp:posOffset>5866130</wp:posOffset>
@@ -946,7 +1032,7 @@
         <mc:AlternateContent>
           <mc:Choice Requires="wps">
             <w:drawing>
-              <wp:anchor distT="0" distB="0" distL="114300" distR="114300" simplePos="0" relativeHeight="251668480" behindDoc="0" locked="0" layoutInCell="1" allowOverlap="1" wp14:anchorId="706265E3" wp14:editId="09EBB020">
+              <wp:anchor distT="0" distB="0" distL="114300" distR="114300" simplePos="0" relativeHeight="251668480" behindDoc="0" locked="0" layoutInCell="1" allowOverlap="1" wp14:anchorId="26288A0B" wp14:editId="7C448C8D">
                 <wp:simplePos x="0" y="0"/>
                 <wp:positionH relativeFrom="column">
                   <wp:posOffset>4498340</wp:posOffset>
@@ -1021,7 +1107,7 @@
         <mc:AlternateContent>
           <mc:Choice Requires="wps">
             <w:drawing>
-              <wp:anchor distT="45720" distB="45720" distL="114300" distR="114300" simplePos="0" relativeHeight="251664384" behindDoc="0" locked="0" layoutInCell="1" allowOverlap="1" wp14:anchorId="191C337A" wp14:editId="69EF91A1">
+              <wp:anchor distT="45720" distB="45720" distL="114300" distR="114300" simplePos="0" relativeHeight="251664384" behindDoc="0" locked="0" layoutInCell="1" allowOverlap="1" wp14:anchorId="6CD10524" wp14:editId="29BF231A">
                 <wp:simplePos x="0" y="0"/>
                 <wp:positionH relativeFrom="margin">
                   <wp:posOffset>463138</wp:posOffset>
@@ -1723,7 +1809,7 @@
         <mc:AlternateContent>
           <mc:Choice Requires="wps">
             <w:drawing>
-              <wp:anchor distT="45720" distB="45720" distL="114300" distR="114300" simplePos="0" relativeHeight="251660288" behindDoc="0" locked="0" layoutInCell="1" allowOverlap="1" wp14:anchorId="3197253B" wp14:editId="0E7C0581">
+              <wp:anchor distT="45720" distB="45720" distL="114300" distR="114300" simplePos="0" relativeHeight="251660288" behindDoc="0" locked="0" layoutInCell="1" allowOverlap="1" wp14:anchorId="24B25B03" wp14:editId="695A4F44">
                 <wp:simplePos x="0" y="0"/>
                 <wp:positionH relativeFrom="margin">
                   <wp:align>center</wp:align>
@@ -1834,7 +1920,7 @@
           <w:lang w:eastAsia="en-GB"/>
         </w:rPr>
         <w:drawing>
-          <wp:anchor distT="0" distB="0" distL="114300" distR="114300" simplePos="0" relativeHeight="251658240" behindDoc="1" locked="1" layoutInCell="1" allowOverlap="1" wp14:anchorId="7AE48BEF" wp14:editId="2CD945C3">
+          <wp:anchor distT="0" distB="0" distL="114300" distR="114300" simplePos="0" relativeHeight="251658240" behindDoc="1" locked="1" layoutInCell="1" allowOverlap="1" wp14:anchorId="489FC0FD" wp14:editId="33BB8938">
             <wp:simplePos x="0" y="0"/>
             <wp:positionH relativeFrom="margin">
               <wp:align>right</wp:align>
@@ -1857,7 +1943,7 @@
                     <pic:cNvPicPr/>
                   </pic:nvPicPr>
                   <pic:blipFill>
-                    <a:blip r:embed="rId4" cstate="print">
+                    <a:blip r:embed="rId5" cstate="print">
                       <a:extLst>
                         <a:ext uri="{28A0092B-C50C-407E-A947-70E740481C1C}">
                           <a14:useLocalDpi xmlns:a14="http://schemas.microsoft.com/office/drawing/2010/main" val="0"/>
